--- a/Mid_Sem_Report_TEMPLATE.docx
+++ b/Mid_Sem_Report_TEMPLATE.docx
@@ -6038,7 +6038,92 @@
           <w:sz w:val="26"/>
           <w:szCs w:val="26"/>
         </w:rPr>
-        <w:t xml:space="preserve">4.4 Robustness under channel mismatch</w:t>
+        <w:t xml:space="preserve">4.4 Capture length</w:t>
+      </w:r>
+    </w:p>
+    <w:p>
+      <w:pPr>
+        <w:pBdr>
+          <w:top w:val="single" w:color="E08A3C" w:sz="2"/>
+          <w:bottom w:val="single" w:color="E08A3C" w:sz="2"/>
+          <w:left w:val="single" w:color="E08A3C" w:sz="12"/>
+          <w:right w:val="single" w:color="E08A3C" w:sz="2"/>
+        </w:pBdr>
+        <w:shd w:fill="FFF3E0" w:val="clear"/>
+        <w:spacing w:after="200" w:before="60" w:line="276"/>
+        <w:ind w:left="140" w:right="140"/>
+      </w:pPr>
+      <w:r>
+        <w:rPr>
+          <w:rFonts w:ascii="Calibri" w:cs="Calibri" w:eastAsia="Calibri" w:hAnsi="Calibri"/>
+          <w:b/>
+          <w:bCs/>
+          <w:color w:val="8A4A12"/>
+          <w:sz w:val="19"/>
+          <w:szCs w:val="19"/>
+        </w:rPr>
+        <w:t xml:space="preserve">WRITE THIS YOURSELF  ~70 words</w:t>
+      </w:r>
+      <w:r>
+        <w:rPr>
+          <w:rFonts w:ascii="Calibri" w:cs="Calibri" w:eastAsia="Calibri" w:hAnsi="Calibri"/>
+          <w:color w:val="5B3A16"/>
+          <w:sz w:val="19"/>
+          <w:szCs w:val="19"/>
+        </w:rPr>
+        <w:br/>
+        <w:t xml:space="preserve">One short paragraph. The CNN using only 512 symbols reaches 94.08 %, which beats the SVM</w:t>
+      </w:r>
+      <w:r>
+        <w:rPr>
+          <w:rFonts w:ascii="Calibri" w:cs="Calibri" w:eastAsia="Calibri" w:hAnsi="Calibri"/>
+          <w:color w:val="5B3A16"/>
+          <w:sz w:val="19"/>
+          <w:szCs w:val="19"/>
+        </w:rPr>
+        <w:br/>
+        <w:t xml:space="preserve">given the full 4096 (93.82 %). An eight-times shorter capture still wins. Say why that matters:</w:t>
+      </w:r>
+      <w:r>
+        <w:rPr>
+          <w:rFonts w:ascii="Calibri" w:cs="Calibri" w:eastAsia="Calibri" w:hAnsi="Calibri"/>
+          <w:color w:val="5B3A16"/>
+          <w:sz w:val="19"/>
+          <w:szCs w:val="19"/>
+        </w:rPr>
+        <w:br/>
+        <w:t xml:space="preserve">it bounds how quickly a deployed monitor could respond to a change of format.</w:t>
+      </w:r>
+    </w:p>
+    <w:p>
+      <w:pPr>
+        <w:pStyle w:val="Heading2"/>
+        <w:spacing w:after="140" w:before="260"/>
+      </w:pPr>
+      <w:r>
+        <w:rPr>
+          <w:rFonts w:ascii="Times New Roman" w:cs="Times New Roman" w:eastAsia="Times New Roman" w:hAnsi="Times New Roman"/>
+          <w:b/>
+          <w:bCs/>
+          <w:color w:val="000000"/>
+          <w:sz w:val="26"/>
+          <w:szCs w:val="26"/>
+        </w:rPr>
+        <w:t xml:space="preserve">4.5 Further experiments completed, analysis in progress</w:t>
+      </w:r>
+    </w:p>
+    <w:p>
+      <w:pPr>
+        <w:spacing w:after="160" w:before="0" w:line="360"/>
+        <w:jc w:val="both"/>
+      </w:pPr>
+      <w:r>
+        <w:rPr>
+          <w:rFonts w:ascii="Times New Roman" w:cs="Times New Roman" w:eastAsia="Times New Roman" w:hAnsi="Times New Roman"/>
+          <w:sz w:val="24"/>
+          <w:szCs w:val="24"/>
+        </w:rPr>
+        <w:t xml:space="preserve">Four further experiments have been run to completion. Their detailed analysis and discussion is in preparation for the end-semester review; the headline outcome of each is stated here.</w:t>
       </w:r>
     </w:p>
     <w:tbl>
@@ -6054,9 +6139,8 @@
         </w:tblBorders>
       </w:tblPr>
       <w:tblGrid>
-        <w:gridCol w:w="3120"/>
-        <w:gridCol w:w="3120"/>
-        <w:gridCol w:w="3120"/>
+        <w:gridCol w:w="3300"/>
+        <w:gridCol w:w="6060"/>
       </w:tblGrid>
       <w:tr>
         <w:trPr>
@@ -6064,7 +6148,7 @@
         </w:trPr>
         <w:tc>
           <w:tcPr>
-            <w:tcW w:type="dxa" w:w="3120"/>
+            <w:tcW w:type="dxa" w:w="3300"/>
             <w:shd w:fill="E8E8E8" w:val="clear"/>
             <w:tcMar>
               <w:top w:type="dxa" w:w="60"/>
@@ -6086,13 +6170,13 @@
                 <w:sz w:val="21"/>
                 <w:szCs w:val="21"/>
               </w:rPr>
-              <w:t xml:space="preserve">Trained on</w:t>
-            </w:r>
-          </w:p>
-        </w:tc>
-        <w:tc>
-          <w:tcPr>
-            <w:tcW w:type="dxa" w:w="3120"/>
+              <w:t xml:space="preserve">Experiment</w:t>
+            </w:r>
+          </w:p>
+        </w:tc>
+        <w:tc>
+          <w:tcPr>
+            <w:tcW w:type="dxa" w:w="6060"/>
             <w:shd w:fill="E8E8E8" w:val="clear"/>
             <w:tcMar>
               <w:top w:type="dxa" w:w="60"/>
@@ -6104,7 +6188,7 @@
           <w:p>
             <w:pPr>
               <w:spacing w:after="0" w:line="240"/>
-              <w:jc w:val="right"/>
+              <w:jc w:val="left"/>
             </w:pPr>
             <w:r>
               <w:rPr>
@@ -6114,35 +6198,7 @@
                 <w:sz w:val="21"/>
                 <w:szCs w:val="21"/>
               </w:rPr>
-              <w:t xml:space="preserve">CNN → severe</w:t>
-            </w:r>
-          </w:p>
-        </w:tc>
-        <w:tc>
-          <w:tcPr>
-            <w:tcW w:type="dxa" w:w="3120"/>
-            <w:shd w:fill="E8E8E8" w:val="clear"/>
-            <w:tcMar>
-              <w:top w:type="dxa" w:w="60"/>
-              <w:left w:type="dxa" w:w="110"/>
-              <w:bottom w:type="dxa" w:w="60"/>
-              <w:right w:type="dxa" w:w="110"/>
-            </w:tcMar>
-          </w:tcPr>
-          <w:p>
-            <w:pPr>
-              <w:spacing w:after="0" w:line="240"/>
-              <w:jc w:val="right"/>
-            </w:pPr>
-            <w:r>
-              <w:rPr>
-                <w:rFonts w:ascii="Times New Roman" w:cs="Times New Roman" w:eastAsia="Times New Roman" w:hAnsi="Times New Roman"/>
-                <w:b/>
-                <w:bCs/>
-                <w:sz w:val="21"/>
-                <w:szCs w:val="21"/>
-              </w:rPr>
-              <w:t xml:space="preserve">SVM → severe</w:t>
+              <w:t xml:space="preserve">Headline outcome</w:t>
             </w:r>
           </w:p>
         </w:tc>
@@ -6153,76 +6209,51 @@
         </w:trPr>
         <w:tc>
           <w:tcPr>
-            <w:tcW w:type="dxa" w:w="3120"/>
-            <w:tcMar>
-              <w:top w:type="dxa" w:w="60"/>
-              <w:left w:type="dxa" w:w="110"/>
-              <w:bottom w:type="dxa" w:w="60"/>
-              <w:right w:type="dxa" w:w="110"/>
-            </w:tcMar>
-          </w:tcPr>
-          <w:p>
-            <w:pPr>
-              <w:spacing w:after="0" w:line="240"/>
-              <w:jc w:val="left"/>
-            </w:pPr>
-            <w:r>
-              <w:rPr>
-                <w:rFonts w:ascii="Times New Roman" w:cs="Times New Roman" w:eastAsia="Times New Roman" w:hAnsi="Times New Roman"/>
-                <w:sz w:val="21"/>
-                <w:szCs w:val="21"/>
-              </w:rPr>
-              <w:t xml:space="preserve">Clean (AWGN only)</w:t>
-            </w:r>
-          </w:p>
-        </w:tc>
-        <w:tc>
-          <w:tcPr>
-            <w:tcW w:type="dxa" w:w="3120"/>
-            <w:tcMar>
-              <w:top w:type="dxa" w:w="60"/>
-              <w:left w:type="dxa" w:w="110"/>
-              <w:bottom w:type="dxa" w:w="60"/>
-              <w:right w:type="dxa" w:w="110"/>
-            </w:tcMar>
-          </w:tcPr>
-          <w:p>
-            <w:pPr>
-              <w:spacing w:after="0" w:line="240"/>
-              <w:jc w:val="right"/>
-            </w:pPr>
-            <w:r>
-              <w:rPr>
-                <w:rFonts w:ascii="Times New Roman" w:cs="Times New Roman" w:eastAsia="Times New Roman" w:hAnsi="Times New Roman"/>
-                <w:sz w:val="21"/>
-                <w:szCs w:val="21"/>
-              </w:rPr>
-              <w:t xml:space="preserve">89.78 %</w:t>
-            </w:r>
-          </w:p>
-        </w:tc>
-        <w:tc>
-          <w:tcPr>
-            <w:tcW w:type="dxa" w:w="3120"/>
-            <w:tcMar>
-              <w:top w:type="dxa" w:w="60"/>
-              <w:left w:type="dxa" w:w="110"/>
-              <w:bottom w:type="dxa" w:w="60"/>
-              <w:right w:type="dxa" w:w="110"/>
-            </w:tcMar>
-          </w:tcPr>
-          <w:p>
-            <w:pPr>
-              <w:spacing w:after="0" w:line="240"/>
-              <w:jc w:val="right"/>
-            </w:pPr>
-            <w:r>
-              <w:rPr>
-                <w:rFonts w:ascii="Times New Roman" w:cs="Times New Roman" w:eastAsia="Times New Roman" w:hAnsi="Times New Roman"/>
-                <w:sz w:val="21"/>
-                <w:szCs w:val="21"/>
-              </w:rPr>
-              <w:t xml:space="preserve">21.84 %</w:t>
+            <w:tcW w:type="dxa" w:w="3300"/>
+            <w:tcMar>
+              <w:top w:type="dxa" w:w="60"/>
+              <w:left w:type="dxa" w:w="110"/>
+              <w:bottom w:type="dxa" w:w="60"/>
+              <w:right w:type="dxa" w:w="110"/>
+            </w:tcMar>
+          </w:tcPr>
+          <w:p>
+            <w:pPr>
+              <w:spacing w:after="0" w:line="240"/>
+              <w:jc w:val="left"/>
+            </w:pPr>
+            <w:r>
+              <w:rPr>
+                <w:rFonts w:ascii="Times New Roman" w:cs="Times New Roman" w:eastAsia="Times New Roman" w:hAnsi="Times New Roman"/>
+                <w:sz w:val="21"/>
+                <w:szCs w:val="21"/>
+              </w:rPr>
+              <w:t xml:space="preserve">Channel robustness</w:t>
+            </w:r>
+          </w:p>
+        </w:tc>
+        <w:tc>
+          <w:tcPr>
+            <w:tcW w:type="dxa" w:w="6060"/>
+            <w:tcMar>
+              <w:top w:type="dxa" w:w="60"/>
+              <w:left w:type="dxa" w:w="110"/>
+              <w:bottom w:type="dxa" w:w="60"/>
+              <w:right w:type="dxa" w:w="110"/>
+            </w:tcMar>
+          </w:tcPr>
+          <w:p>
+            <w:pPr>
+              <w:spacing w:after="0" w:line="240"/>
+              <w:jc w:val="left"/>
+            </w:pPr>
+            <w:r>
+              <w:rPr>
+                <w:rFonts w:ascii="Times New Roman" w:cs="Times New Roman" w:eastAsia="Times New Roman" w:hAnsi="Times New Roman"/>
+                <w:sz w:val="21"/>
+                <w:szCs w:val="21"/>
+              </w:rPr>
+              <w:t xml:space="preserve">Trained on a clean channel and tested on a severe one, the feature-based classifier falls to 21.84 % against a 20 % chance level, while the CNN holds 89.78 %</w:t>
             </w:r>
           </w:p>
         </w:tc>
@@ -6233,76 +6264,51 @@
         </w:trPr>
         <w:tc>
           <w:tcPr>
-            <w:tcW w:type="dxa" w:w="3120"/>
-            <w:tcMar>
-              <w:top w:type="dxa" w:w="60"/>
-              <w:left w:type="dxa" w:w="110"/>
-              <w:bottom w:type="dxa" w:w="60"/>
-              <w:right w:type="dxa" w:w="110"/>
-            </w:tcMar>
-          </w:tcPr>
-          <w:p>
-            <w:pPr>
-              <w:spacing w:after="0" w:line="240"/>
-              <w:jc w:val="left"/>
-            </w:pPr>
-            <w:r>
-              <w:rPr>
-                <w:rFonts w:ascii="Times New Roman" w:cs="Times New Roman" w:eastAsia="Times New Roman" w:hAnsi="Times New Roman"/>
-                <w:sz w:val="21"/>
-                <w:szCs w:val="21"/>
-              </w:rPr>
-              <w:t xml:space="preserve">Realistic</w:t>
-            </w:r>
-          </w:p>
-        </w:tc>
-        <w:tc>
-          <w:tcPr>
-            <w:tcW w:type="dxa" w:w="3120"/>
-            <w:tcMar>
-              <w:top w:type="dxa" w:w="60"/>
-              <w:left w:type="dxa" w:w="110"/>
-              <w:bottom w:type="dxa" w:w="60"/>
-              <w:right w:type="dxa" w:w="110"/>
-            </w:tcMar>
-          </w:tcPr>
-          <w:p>
-            <w:pPr>
-              <w:spacing w:after="0" w:line="240"/>
-              <w:jc w:val="right"/>
-            </w:pPr>
-            <w:r>
-              <w:rPr>
-                <w:rFonts w:ascii="Times New Roman" w:cs="Times New Roman" w:eastAsia="Times New Roman" w:hAnsi="Times New Roman"/>
-                <w:sz w:val="21"/>
-                <w:szCs w:val="21"/>
-              </w:rPr>
-              <w:t xml:space="preserve">91.17 %</w:t>
-            </w:r>
-          </w:p>
-        </w:tc>
-        <w:tc>
-          <w:tcPr>
-            <w:tcW w:type="dxa" w:w="3120"/>
-            <w:tcMar>
-              <w:top w:type="dxa" w:w="60"/>
-              <w:left w:type="dxa" w:w="110"/>
-              <w:bottom w:type="dxa" w:w="60"/>
-              <w:right w:type="dxa" w:w="110"/>
-            </w:tcMar>
-          </w:tcPr>
-          <w:p>
-            <w:pPr>
-              <w:spacing w:after="0" w:line="240"/>
-              <w:jc w:val="right"/>
-            </w:pPr>
-            <w:r>
-              <w:rPr>
-                <w:rFonts w:ascii="Times New Roman" w:cs="Times New Roman" w:eastAsia="Times New Roman" w:hAnsi="Times New Roman"/>
-                <w:sz w:val="21"/>
-                <w:szCs w:val="21"/>
-              </w:rPr>
-              <w:t xml:space="preserve">71.98 %</w:t>
+            <w:tcW w:type="dxa" w:w="3300"/>
+            <w:tcMar>
+              <w:top w:type="dxa" w:w="60"/>
+              <w:left w:type="dxa" w:w="110"/>
+              <w:bottom w:type="dxa" w:w="60"/>
+              <w:right w:type="dxa" w:w="110"/>
+            </w:tcMar>
+          </w:tcPr>
+          <w:p>
+            <w:pPr>
+              <w:spacing w:after="0" w:line="240"/>
+              <w:jc w:val="left"/>
+            </w:pPr>
+            <w:r>
+              <w:rPr>
+                <w:rFonts w:ascii="Times New Roman" w:cs="Times New Roman" w:eastAsia="Times New Roman" w:hAnsi="Times New Roman"/>
+                <w:sz w:val="21"/>
+                <w:szCs w:val="21"/>
+              </w:rPr>
+              <w:t xml:space="preserve">Failure self-detection</w:t>
+            </w:r>
+          </w:p>
+        </w:tc>
+        <w:tc>
+          <w:tcPr>
+            <w:tcW w:type="dxa" w:w="6060"/>
+            <w:tcMar>
+              <w:top w:type="dxa" w:w="60"/>
+              <w:left w:type="dxa" w:w="110"/>
+              <w:bottom w:type="dxa" w:w="60"/>
+              <w:right w:type="dxa" w:w="110"/>
+            </w:tcMar>
+          </w:tcPr>
+          <w:p>
+            <w:pPr>
+              <w:spacing w:after="0" w:line="240"/>
+              <w:jc w:val="left"/>
+            </w:pPr>
+            <w:r>
+              <w:rPr>
+                <w:rFonts w:ascii="Times New Roman" w:cs="Times New Roman" w:eastAsia="Times New Roman" w:hAnsi="Times New Roman"/>
+                <w:sz w:val="21"/>
+                <w:szCs w:val="21"/>
+              </w:rPr>
+              <w:t xml:space="preserve">At a 90 % confidence gate the two representations differ by roughly 447 times in the fraction of inputs they can still answer</w:t>
             </w:r>
           </w:p>
         </w:tc>
@@ -6313,596 +6319,51 @@
         </w:trPr>
         <w:tc>
           <w:tcPr>
-            <w:tcW w:type="dxa" w:w="3120"/>
-            <w:tcMar>
-              <w:top w:type="dxa" w:w="60"/>
-              <w:left w:type="dxa" w:w="110"/>
-              <w:bottom w:type="dxa" w:w="60"/>
-              <w:right w:type="dxa" w:w="110"/>
-            </w:tcMar>
-          </w:tcPr>
-          <w:p>
-            <w:pPr>
-              <w:spacing w:after="0" w:line="240"/>
-              <w:jc w:val="left"/>
-            </w:pPr>
-            <w:r>
-              <w:rPr>
-                <w:rFonts w:ascii="Times New Roman" w:cs="Times New Roman" w:eastAsia="Times New Roman" w:hAnsi="Times New Roman"/>
-                <w:sz w:val="21"/>
-                <w:szCs w:val="21"/>
-              </w:rPr>
-              <w:t xml:space="preserve">Severe (matched)</w:t>
-            </w:r>
-          </w:p>
-        </w:tc>
-        <w:tc>
-          <w:tcPr>
-            <w:tcW w:type="dxa" w:w="3120"/>
-            <w:tcMar>
-              <w:top w:type="dxa" w:w="60"/>
-              <w:left w:type="dxa" w:w="110"/>
-              <w:bottom w:type="dxa" w:w="60"/>
-              <w:right w:type="dxa" w:w="110"/>
-            </w:tcMar>
-          </w:tcPr>
-          <w:p>
-            <w:pPr>
-              <w:spacing w:after="0" w:line="240"/>
-              <w:jc w:val="right"/>
-            </w:pPr>
-            <w:r>
-              <w:rPr>
-                <w:rFonts w:ascii="Times New Roman" w:cs="Times New Roman" w:eastAsia="Times New Roman" w:hAnsi="Times New Roman"/>
-                <w:sz w:val="21"/>
-                <w:szCs w:val="21"/>
-              </w:rPr>
-              <w:t xml:space="preserve">97.84 %</w:t>
-            </w:r>
-          </w:p>
-        </w:tc>
-        <w:tc>
-          <w:tcPr>
-            <w:tcW w:type="dxa" w:w="3120"/>
-            <w:tcMar>
-              <w:top w:type="dxa" w:w="60"/>
-              <w:left w:type="dxa" w:w="110"/>
-              <w:bottom w:type="dxa" w:w="60"/>
-              <w:right w:type="dxa" w:w="110"/>
-            </w:tcMar>
-          </w:tcPr>
-          <w:p>
-            <w:pPr>
-              <w:spacing w:after="0" w:line="240"/>
-              <w:jc w:val="right"/>
-            </w:pPr>
-            <w:r>
-              <w:rPr>
-                <w:rFonts w:ascii="Times New Roman" w:cs="Times New Roman" w:eastAsia="Times New Roman" w:hAnsi="Times New Roman"/>
-                <w:sz w:val="21"/>
-                <w:szCs w:val="21"/>
-              </w:rPr>
-              <w:t xml:space="preserve">94.03 %</w:t>
-            </w:r>
-          </w:p>
-        </w:tc>
-      </w:tr>
-    </w:tbl>
-    <w:p>
-      <w:pPr>
-        <w:spacing w:after="160" w:before="80"/>
-        <w:jc w:val="center"/>
-      </w:pPr>
-      <w:r>
-        <w:rPr>
-          <w:rFonts w:ascii="Times New Roman" w:cs="Times New Roman" w:eastAsia="Times New Roman" w:hAnsi="Times New Roman"/>
-          <w:i/>
-          <w:iCs/>
-          <w:sz w:val="20"/>
-          <w:szCs w:val="20"/>
-        </w:rPr>
-        <w:t xml:space="preserve">Table 4.3 — Train on one channel, test on another. Chance level is 20 %.</w:t>
-      </w:r>
-    </w:p>
-    <w:p>
-      <w:pPr>
-        <w:spacing w:after="40" w:before="200"/>
-        <w:jc w:val="center"/>
-      </w:pPr>
-      <w:r>
-        <w:drawing>
-          <wp:inline distT="0" distB="0" distL="0" distR="0">
-            <wp:extent cx="4572000" cy="1866900"/>
-            <wp:effectExtent t="0" r="0" b="0" l="0"/>
-            <wp:docPr id="1" name="" descr="" title=""/>
-            <wp:cNvGraphicFramePr>
-              <a:graphicFrameLocks xmlns:a="http://schemas.openxmlformats.org/drawingml/2006/main" noChangeAspect="1"/>
-            </wp:cNvGraphicFramePr>
-            <a:graphic xmlns:a="http://schemas.openxmlformats.org/drawingml/2006/main">
-              <a:graphicData uri="http://schemas.openxmlformats.org/drawingml/2006/picture">
-                <pic:pic xmlns:pic="http://schemas.openxmlformats.org/drawingml/2006/picture">
-                  <pic:nvPicPr>
-                    <pic:cNvPr id="0" name="" descr=""/>
-                    <pic:cNvPicPr>
-                      <a:picLocks noChangeAspect="1" noChangeArrowheads="1"/>
-                    </pic:cNvPicPr>
-                  </pic:nvPicPr>
-                  <pic:blipFill>
-                    <a:blip r:embed="rId10" cstate="none"/>
-                    <a:srcRect/>
-                    <a:stretch>
-                      <a:fillRect/>
-                    </a:stretch>
-                  </pic:blipFill>
-                  <pic:spPr bwMode="auto">
-                    <a:xfrm>
-                      <a:off x="0" y="0"/>
-                      <a:ext cx="4572000" cy="1866900"/>
-                    </a:xfrm>
-                    <a:prstGeom prst="rect">
-                      <a:avLst/>
-                    </a:prstGeom>
-                  </pic:spPr>
-                </pic:pic>
-              </a:graphicData>
-            </a:graphic>
-          </wp:inline>
-        </w:drawing>
-      </w:r>
-    </w:p>
-    <w:p>
-      <w:pPr>
-        <w:spacing w:after="160" w:before="80"/>
-        <w:jc w:val="center"/>
-      </w:pPr>
-      <w:r>
-        <w:rPr>
-          <w:rFonts w:ascii="Times New Roman" w:cs="Times New Roman" w:eastAsia="Times New Roman" w:hAnsi="Times New Roman"/>
-          <w:i/>
-          <w:iCs/>
-          <w:sz w:val="20"/>
-          <w:szCs w:val="20"/>
-        </w:rPr>
-        <w:t xml:space="preserve">Fig. 4.3 — Accuracy under channel mismatch.</w:t>
-      </w:r>
-    </w:p>
-    <w:p>
-      <w:pPr>
-        <w:pBdr>
-          <w:top w:val="single" w:color="E08A3C" w:sz="2"/>
-          <w:bottom w:val="single" w:color="E08A3C" w:sz="2"/>
-          <w:left w:val="single" w:color="E08A3C" w:sz="12"/>
-          <w:right w:val="single" w:color="E08A3C" w:sz="2"/>
-        </w:pBdr>
-        <w:shd w:fill="FFF3E0" w:val="clear"/>
-        <w:spacing w:after="200" w:before="60" w:line="276"/>
-        <w:ind w:left="140" w:right="140"/>
-      </w:pPr>
-      <w:r>
-        <w:rPr>
-          <w:rFonts w:ascii="Calibri" w:cs="Calibri" w:eastAsia="Calibri" w:hAnsi="Calibri"/>
-          <w:b/>
-          <w:bCs/>
-          <w:color w:val="8A4A12"/>
-          <w:sz w:val="19"/>
-          <w:szCs w:val="19"/>
-        </w:rPr>
-        <w:t xml:space="preserve">WRITE THIS YOURSELF  ~80 words</w:t>
-      </w:r>
-      <w:r>
-        <w:rPr>
-          <w:rFonts w:ascii="Calibri" w:cs="Calibri" w:eastAsia="Calibri" w:hAnsi="Calibri"/>
-          <w:color w:val="5B3A16"/>
-          <w:sz w:val="19"/>
-          <w:szCs w:val="19"/>
-        </w:rPr>
-        <w:br/>
-        <w:t xml:space="preserve">This is the strongest result — give it room. The feature-based classifier collapses to essentially</w:t>
-      </w:r>
-      <w:r>
-        <w:rPr>
-          <w:rFonts w:ascii="Calibri" w:cs="Calibri" w:eastAsia="Calibri" w:hAnsi="Calibri"/>
-          <w:color w:val="5B3A16"/>
-          <w:sz w:val="19"/>
-          <w:szCs w:val="19"/>
-        </w:rPr>
-        <w:br/>
-        <w:t xml:space="preserve">random guessing on a channel it never saw, while the CNN degrades gracefully. Give the</w:t>
-      </w:r>
-      <w:r>
-        <w:rPr>
-          <w:rFonts w:ascii="Calibri" w:cs="Calibri" w:eastAsia="Calibri" w:hAnsi="Calibri"/>
-          <w:color w:val="5B3A16"/>
-          <w:sz w:val="19"/>
-          <w:szCs w:val="19"/>
-        </w:rPr>
-        <w:br/>
-        <w:t xml:space="preserve">mechanism, not just the number: cumulants are statistics of an assumed signal model, so when the</w:t>
-      </w:r>
-      <w:r>
-        <w:rPr>
-          <w:rFonts w:ascii="Calibri" w:cs="Calibri" w:eastAsia="Calibri" w:hAnsi="Calibri"/>
-          <w:color w:val="5B3A16"/>
-          <w:sz w:val="19"/>
-          <w:szCs w:val="19"/>
-        </w:rPr>
-        <w:br/>
-        <w:t xml:space="preserve">impairments change, the learned decision boundaries stop corresponding to anything real.</w:t>
-      </w:r>
-      <w:r>
-        <w:rPr>
-          <w:rFonts w:ascii="Calibri" w:cs="Calibri" w:eastAsia="Calibri" w:hAnsi="Calibri"/>
-          <w:color w:val="5B3A16"/>
-          <w:sz w:val="19"/>
-          <w:szCs w:val="19"/>
-        </w:rPr>
-        <w:br/>
-        <w:t xml:space="preserve">Note this is a deployment claim, and that it is only measurable because the data is simulated.</w:t>
-      </w:r>
-    </w:p>
-    <w:p>
-      <w:pPr>
-        <w:pStyle w:val="Heading2"/>
-        <w:spacing w:after="140" w:before="260"/>
-      </w:pPr>
-      <w:r>
-        <w:rPr>
-          <w:rFonts w:ascii="Times New Roman" w:cs="Times New Roman" w:eastAsia="Times New Roman" w:hAnsi="Times New Roman"/>
-          <w:b/>
-          <w:bCs/>
-          <w:color w:val="000000"/>
-          <w:sz w:val="26"/>
-          <w:szCs w:val="26"/>
-        </w:rPr>
-        <w:t xml:space="preserve">4.5 Does the model know when it is failing?</w:t>
-      </w:r>
-    </w:p>
-    <w:p>
-      <w:pPr>
-        <w:spacing w:after="40" w:before="200"/>
-        <w:jc w:val="center"/>
-      </w:pPr>
-      <w:r>
-        <w:drawing>
-          <wp:inline distT="0" distB="0" distL="0" distR="0">
-            <wp:extent cx="4572000" cy="1790700"/>
-            <wp:effectExtent t="0" r="0" b="0" l="0"/>
-            <wp:docPr id="1" name="" descr="" title=""/>
-            <wp:cNvGraphicFramePr>
-              <a:graphicFrameLocks xmlns:a="http://schemas.openxmlformats.org/drawingml/2006/main" noChangeAspect="1"/>
-            </wp:cNvGraphicFramePr>
-            <a:graphic xmlns:a="http://schemas.openxmlformats.org/drawingml/2006/main">
-              <a:graphicData uri="http://schemas.openxmlformats.org/drawingml/2006/picture">
-                <pic:pic xmlns:pic="http://schemas.openxmlformats.org/drawingml/2006/picture">
-                  <pic:nvPicPr>
-                    <pic:cNvPr id="0" name="" descr=""/>
-                    <pic:cNvPicPr>
-                      <a:picLocks noChangeAspect="1" noChangeArrowheads="1"/>
-                    </pic:cNvPicPr>
-                  </pic:nvPicPr>
-                  <pic:blipFill>
-                    <a:blip r:embed="rId11" cstate="none"/>
-                    <a:srcRect/>
-                    <a:stretch>
-                      <a:fillRect/>
-                    </a:stretch>
-                  </pic:blipFill>
-                  <pic:spPr bwMode="auto">
-                    <a:xfrm>
-                      <a:off x="0" y="0"/>
-                      <a:ext cx="4572000" cy="1790700"/>
-                    </a:xfrm>
-                    <a:prstGeom prst="rect">
-                      <a:avLst/>
-                    </a:prstGeom>
-                  </pic:spPr>
-                </pic:pic>
-              </a:graphicData>
-            </a:graphic>
-          </wp:inline>
-        </w:drawing>
-      </w:r>
-    </w:p>
-    <w:p>
-      <w:pPr>
-        <w:spacing w:after="160" w:before="80"/>
-        <w:jc w:val="center"/>
-      </w:pPr>
-      <w:r>
-        <w:rPr>
-          <w:rFonts w:ascii="Times New Roman" w:cs="Times New Roman" w:eastAsia="Times New Roman" w:hAnsi="Times New Roman"/>
-          <w:i/>
-          <w:iCs/>
-          <w:sz w:val="20"/>
-          <w:szCs w:val="20"/>
-        </w:rPr>
-        <w:t xml:space="preserve">Fig. 4.4 — Coverage and accuracy as a function of the confidence gate, under channel mismatch.</w:t>
-      </w:r>
-    </w:p>
-    <w:p>
-      <w:pPr>
-        <w:pBdr>
-          <w:top w:val="single" w:color="E08A3C" w:sz="2"/>
-          <w:bottom w:val="single" w:color="E08A3C" w:sz="2"/>
-          <w:left w:val="single" w:color="E08A3C" w:sz="12"/>
-          <w:right w:val="single" w:color="E08A3C" w:sz="2"/>
-        </w:pBdr>
-        <w:shd w:fill="FFF3E0" w:val="clear"/>
-        <w:spacing w:after="200" w:before="60" w:line="276"/>
-        <w:ind w:left="140" w:right="140"/>
-      </w:pPr>
-      <w:r>
-        <w:rPr>
-          <w:rFonts w:ascii="Calibri" w:cs="Calibri" w:eastAsia="Calibri" w:hAnsi="Calibri"/>
-          <w:b/>
-          <w:bCs/>
-          <w:color w:val="8A4A12"/>
-          <w:sz w:val="19"/>
-          <w:szCs w:val="19"/>
-        </w:rPr>
-        <w:t xml:space="preserve">WRITE THIS YOURSELF  ~85 words</w:t>
-      </w:r>
-      <w:r>
-        <w:rPr>
-          <w:rFonts w:ascii="Calibri" w:cs="Calibri" w:eastAsia="Calibri" w:hAnsi="Calibri"/>
-          <w:color w:val="5B3A16"/>
-          <w:sz w:val="19"/>
-          <w:szCs w:val="19"/>
-        </w:rPr>
-        <w:br/>
-        <w:t xml:space="preserve">Explain why this matters operationally: accuracy is visible only to the experimenter, while a</w:t>
-      </w:r>
-      <w:r>
-        <w:rPr>
-          <w:rFonts w:ascii="Calibri" w:cs="Calibri" w:eastAsia="Calibri" w:hAnsi="Calibri"/>
-          <w:color w:val="5B3A16"/>
-          <w:sz w:val="19"/>
-          <w:szCs w:val="19"/>
-        </w:rPr>
-        <w:br/>
-        <w:t xml:space="preserve">deployed monitor knows only what it predicted and how confident it was. Under mismatch the SVM</w:t>
-      </w:r>
-      <w:r>
-        <w:rPr>
-          <w:rFonts w:ascii="Calibri" w:cs="Calibri" w:eastAsia="Calibri" w:hAnsi="Calibri"/>
-          <w:color w:val="5B3A16"/>
-          <w:sz w:val="19"/>
-          <w:szCs w:val="19"/>
-        </w:rPr>
-        <w:br/>
-        <w:t xml:space="preserve">claims roughly twice the accuracy it achieves. At a 90 % confidence gate the CNN still answers</w:t>
-      </w:r>
-      <w:r>
-        <w:rPr>
-          <w:rFonts w:ascii="Calibri" w:cs="Calibri" w:eastAsia="Calibri" w:hAnsi="Calibri"/>
-          <w:color w:val="5B3A16"/>
-          <w:sz w:val="19"/>
-          <w:szCs w:val="19"/>
-        </w:rPr>
-        <w:br/>
-        <w:t xml:space="preserve">86.9 % of inputs while the SVM answers 0.2 % — a ratio of about 447×. The feature-based monitor</w:t>
-      </w:r>
-      <w:r>
-        <w:rPr>
-          <w:rFonts w:ascii="Calibri" w:cs="Calibri" w:eastAsia="Calibri" w:hAnsi="Calibri"/>
-          <w:color w:val="5B3A16"/>
-          <w:sz w:val="19"/>
-          <w:szCs w:val="19"/>
-        </w:rPr>
-        <w:br/>
-        <w:t xml:space="preserve">can be made accurate only by silencing it. Say that this interaction has not, to our knowledge,</w:t>
-      </w:r>
-      <w:r>
-        <w:rPr>
-          <w:rFonts w:ascii="Calibri" w:cs="Calibri" w:eastAsia="Calibri" w:hAnsi="Calibri"/>
-          <w:color w:val="5B3A16"/>
-          <w:sz w:val="19"/>
-          <w:szCs w:val="19"/>
-        </w:rPr>
-        <w:br/>
-        <w:t xml:space="preserve">been reported before.</w:t>
-      </w:r>
-    </w:p>
-    <w:p>
-      <w:pPr>
-        <w:pStyle w:val="Heading2"/>
-        <w:spacing w:after="140" w:before="260"/>
-      </w:pPr>
-      <w:r>
-        <w:rPr>
-          <w:rFonts w:ascii="Times New Roman" w:cs="Times New Roman" w:eastAsia="Times New Roman" w:hAnsi="Times New Roman"/>
-          <w:b/>
-          <w:bCs/>
-          <w:color w:val="000000"/>
-          <w:sz w:val="26"/>
-          <w:szCs w:val="26"/>
-        </w:rPr>
-        <w:t xml:space="preserve">4.6 Capture length and architecture ablation</w:t>
-      </w:r>
-    </w:p>
-    <w:p>
-      <w:pPr>
-        <w:pBdr>
-          <w:top w:val="single" w:color="E08A3C" w:sz="2"/>
-          <w:bottom w:val="single" w:color="E08A3C" w:sz="2"/>
-          <w:left w:val="single" w:color="E08A3C" w:sz="12"/>
-          <w:right w:val="single" w:color="E08A3C" w:sz="2"/>
-        </w:pBdr>
-        <w:shd w:fill="FFF3E0" w:val="clear"/>
-        <w:spacing w:after="200" w:before="60" w:line="276"/>
-        <w:ind w:left="140" w:right="140"/>
-      </w:pPr>
-      <w:r>
-        <w:rPr>
-          <w:rFonts w:ascii="Calibri" w:cs="Calibri" w:eastAsia="Calibri" w:hAnsi="Calibri"/>
-          <w:b/>
-          <w:bCs/>
-          <w:color w:val="8A4A12"/>
-          <w:sz w:val="19"/>
-          <w:szCs w:val="19"/>
-        </w:rPr>
-        <w:t xml:space="preserve">WRITE THIS YOURSELF  ~50 words</w:t>
-      </w:r>
-      <w:r>
-        <w:rPr>
-          <w:rFonts w:ascii="Calibri" w:cs="Calibri" w:eastAsia="Calibri" w:hAnsi="Calibri"/>
-          <w:color w:val="5B3A16"/>
-          <w:sz w:val="19"/>
-          <w:szCs w:val="19"/>
-        </w:rPr>
-        <w:br/>
-        <w:t xml:space="preserve">State the honest limit on the ablation: it used a single seed, and the non-monotonic behaviour</w:t>
-      </w:r>
-      <w:r>
-        <w:rPr>
-          <w:rFonts w:ascii="Calibri" w:cs="Calibri" w:eastAsia="Calibri" w:hAnsi="Calibri"/>
-          <w:color w:val="5B3A16"/>
-          <w:sz w:val="19"/>
-          <w:szCs w:val="19"/>
-        </w:rPr>
-        <w:br/>
-        <w:t xml:space="preserve">across widths shows run-to-run noise of the same order as the differences. The supported claim is</w:t>
-      </w:r>
-      <w:r>
-        <w:rPr>
-          <w:rFonts w:ascii="Calibri" w:cs="Calibri" w:eastAsia="Calibri" w:hAnsi="Calibri"/>
-          <w:color w:val="5B3A16"/>
-          <w:sz w:val="19"/>
-          <w:szCs w:val="19"/>
-        </w:rPr>
-        <w:br/>
-        <w:t xml:space="preserve">"capacity is not the binding constraint", NOT "this width is optimal". Over-claiming from one seed</w:t>
-      </w:r>
-      <w:r>
-        <w:rPr>
-          <w:rFonts w:ascii="Calibri" w:cs="Calibri" w:eastAsia="Calibri" w:hAnsi="Calibri"/>
-          <w:color w:val="5B3A16"/>
-          <w:sz w:val="19"/>
-          <w:szCs w:val="19"/>
-        </w:rPr>
-        <w:br/>
-        <w:t xml:space="preserve">is exactly what a reviewer catches.</w:t>
-      </w:r>
-    </w:p>
-    <w:p>
-      <w:pPr>
-        <w:pStyle w:val="Heading2"/>
-        <w:spacing w:after="140" w:before="260"/>
-      </w:pPr>
-      <w:r>
-        <w:rPr>
-          <w:rFonts w:ascii="Times New Roman" w:cs="Times New Roman" w:eastAsia="Times New Roman" w:hAnsi="Times New Roman"/>
-          <w:b/>
-          <w:bCs/>
-          <w:color w:val="000000"/>
-          <w:sz w:val="26"/>
-          <w:szCs w:val="26"/>
-        </w:rPr>
-        <w:t xml:space="preserve">4.7 Impairment tolerance, and where the feature-based model wins</w:t>
-      </w:r>
-    </w:p>
-    <w:tbl>
-      <w:tblPr>
-        <w:tblW w:type="dxa" w:w="9360"/>
-        <w:tblBorders>
-          <w:top w:val="single" w:color="auto" w:sz="4"/>
-          <w:left w:val="single" w:color="auto" w:sz="4"/>
-          <w:bottom w:val="single" w:color="auto" w:sz="4"/>
-          <w:right w:val="single" w:color="auto" w:sz="4"/>
-          <w:insideH w:val="single" w:color="auto" w:sz="4"/>
-          <w:insideV w:val="single" w:color="auto" w:sz="4"/>
-        </w:tblBorders>
-      </w:tblPr>
-      <w:tblGrid>
-        <w:gridCol w:w="3400"/>
-        <w:gridCol w:w="2980"/>
-        <w:gridCol w:w="2980"/>
-      </w:tblGrid>
-      <w:tr>
-        <w:trPr>
-          <w:tblHeader/>
-        </w:trPr>
-        <w:tc>
-          <w:tcPr>
-            <w:tcW w:type="dxa" w:w="3400"/>
-            <w:shd w:fill="E8E8E8" w:val="clear"/>
-            <w:tcMar>
-              <w:top w:type="dxa" w:w="60"/>
-              <w:left w:type="dxa" w:w="110"/>
-              <w:bottom w:type="dxa" w:w="60"/>
-              <w:right w:type="dxa" w:w="110"/>
-            </w:tcMar>
-          </w:tcPr>
-          <w:p>
-            <w:pPr>
-              <w:spacing w:after="0" w:line="240"/>
-              <w:jc w:val="left"/>
-            </w:pPr>
-            <w:r>
-              <w:rPr>
-                <w:rFonts w:ascii="Times New Roman" w:cs="Times New Roman" w:eastAsia="Times New Roman" w:hAnsi="Times New Roman"/>
-                <w:b/>
-                <w:bCs/>
-                <w:sz w:val="21"/>
-                <w:szCs w:val="21"/>
-              </w:rPr>
-              <w:t xml:space="preserve">Impairment level</w:t>
-            </w:r>
-          </w:p>
-        </w:tc>
-        <w:tc>
-          <w:tcPr>
-            <w:tcW w:type="dxa" w:w="2980"/>
-            <w:shd w:fill="E8E8E8" w:val="clear"/>
-            <w:tcMar>
-              <w:top w:type="dxa" w:w="60"/>
-              <w:left w:type="dxa" w:w="110"/>
-              <w:bottom w:type="dxa" w:w="60"/>
-              <w:right w:type="dxa" w:w="110"/>
-            </w:tcMar>
-          </w:tcPr>
-          <w:p>
-            <w:pPr>
-              <w:spacing w:after="0" w:line="240"/>
-              <w:jc w:val="right"/>
-            </w:pPr>
-            <w:r>
-              <w:rPr>
-                <w:rFonts w:ascii="Times New Roman" w:cs="Times New Roman" w:eastAsia="Times New Roman" w:hAnsi="Times New Roman"/>
-                <w:b/>
-                <w:bCs/>
-                <w:sz w:val="21"/>
-                <w:szCs w:val="21"/>
-              </w:rPr>
-              <w:t xml:space="preserve">CNN</w:t>
-            </w:r>
-          </w:p>
-        </w:tc>
-        <w:tc>
-          <w:tcPr>
-            <w:tcW w:type="dxa" w:w="2980"/>
-            <w:shd w:fill="E8E8E8" w:val="clear"/>
-            <w:tcMar>
-              <w:top w:type="dxa" w:w="60"/>
-              <w:left w:type="dxa" w:w="110"/>
-              <w:bottom w:type="dxa" w:w="60"/>
-              <w:right w:type="dxa" w:w="110"/>
-            </w:tcMar>
-          </w:tcPr>
-          <w:p>
-            <w:pPr>
-              <w:spacing w:after="0" w:line="240"/>
-              <w:jc w:val="right"/>
-            </w:pPr>
-            <w:r>
-              <w:rPr>
-                <w:rFonts w:ascii="Times New Roman" w:cs="Times New Roman" w:eastAsia="Times New Roman" w:hAnsi="Times New Roman"/>
-                <w:b/>
-                <w:bCs/>
-                <w:sz w:val="21"/>
-                <w:szCs w:val="21"/>
-              </w:rPr>
-              <w:t xml:space="preserve">SVM</w:t>
+            <w:tcW w:type="dxa" w:w="3300"/>
+            <w:tcMar>
+              <w:top w:type="dxa" w:w="60"/>
+              <w:left w:type="dxa" w:w="110"/>
+              <w:bottom w:type="dxa" w:w="60"/>
+              <w:right w:type="dxa" w:w="110"/>
+            </w:tcMar>
+          </w:tcPr>
+          <w:p>
+            <w:pPr>
+              <w:spacing w:after="0" w:line="240"/>
+              <w:jc w:val="left"/>
+            </w:pPr>
+            <w:r>
+              <w:rPr>
+                <w:rFonts w:ascii="Times New Roman" w:cs="Times New Roman" w:eastAsia="Times New Roman" w:hAnsi="Times New Roman"/>
+                <w:sz w:val="21"/>
+                <w:szCs w:val="21"/>
+              </w:rPr>
+              <w:t xml:space="preserve">Impairment tolerance</w:t>
+            </w:r>
+          </w:p>
+        </w:tc>
+        <w:tc>
+          <w:tcPr>
+            <w:tcW w:type="dxa" w:w="6060"/>
+            <w:tcMar>
+              <w:top w:type="dxa" w:w="60"/>
+              <w:left w:type="dxa" w:w="110"/>
+              <w:bottom w:type="dxa" w:w="60"/>
+              <w:right w:type="dxa" w:w="110"/>
+            </w:tcMar>
+          </w:tcPr>
+          <w:p>
+            <w:pPr>
+              <w:spacing w:after="0" w:line="240"/>
+              <w:jc w:val="left"/>
+            </w:pPr>
+            <w:r>
+              <w:rPr>
+                <w:rFonts w:ascii="Times New Roman" w:cs="Times New Roman" w:eastAsia="Times New Roman" w:hAnsi="Times New Roman"/>
+                <w:sz w:val="21"/>
+                <w:szCs w:val="21"/>
+              </w:rPr>
+              <w:t xml:space="preserve">I/Q imbalance destroys the cumulant features; residual chromatic dispersion is the one case in which the feature-based model outperforms the CNN</w:t>
             </w:r>
           </w:p>
         </w:tc>
@@ -6913,236 +6374,51 @@
         </w:trPr>
         <w:tc>
           <w:tcPr>
-            <w:tcW w:type="dxa" w:w="3400"/>
-            <w:tcMar>
-              <w:top w:type="dxa" w:w="60"/>
-              <w:left w:type="dxa" w:w="110"/>
-              <w:bottom w:type="dxa" w:w="60"/>
-              <w:right w:type="dxa" w:w="110"/>
-            </w:tcMar>
-          </w:tcPr>
-          <w:p>
-            <w:pPr>
-              <w:spacing w:after="0" w:line="240"/>
-              <w:jc w:val="left"/>
-            </w:pPr>
-            <w:r>
-              <w:rPr>
-                <w:rFonts w:ascii="Times New Roman" w:cs="Times New Roman" w:eastAsia="Times New Roman" w:hAnsi="Times New Roman"/>
-                <w:sz w:val="21"/>
-                <w:szCs w:val="21"/>
-              </w:rPr>
-              <w:t xml:space="preserve">I/Q gain imbalance 2.5 dB</w:t>
-            </w:r>
-          </w:p>
-        </w:tc>
-        <w:tc>
-          <w:tcPr>
-            <w:tcW w:type="dxa" w:w="2980"/>
-            <w:tcMar>
-              <w:top w:type="dxa" w:w="60"/>
-              <w:left w:type="dxa" w:w="110"/>
-              <w:bottom w:type="dxa" w:w="60"/>
-              <w:right w:type="dxa" w:w="110"/>
-            </w:tcMar>
-          </w:tcPr>
-          <w:p>
-            <w:pPr>
-              <w:spacing w:after="0" w:line="240"/>
-              <w:jc w:val="right"/>
-            </w:pPr>
-            <w:r>
-              <w:rPr>
-                <w:rFonts w:ascii="Times New Roman" w:cs="Times New Roman" w:eastAsia="Times New Roman" w:hAnsi="Times New Roman"/>
-                <w:sz w:val="21"/>
-                <w:szCs w:val="21"/>
-              </w:rPr>
-              <w:t xml:space="preserve">95.48 %</w:t>
-            </w:r>
-          </w:p>
-        </w:tc>
-        <w:tc>
-          <w:tcPr>
-            <w:tcW w:type="dxa" w:w="2980"/>
-            <w:tcMar>
-              <w:top w:type="dxa" w:w="60"/>
-              <w:left w:type="dxa" w:w="110"/>
-              <w:bottom w:type="dxa" w:w="60"/>
-              <w:right w:type="dxa" w:w="110"/>
-            </w:tcMar>
-          </w:tcPr>
-          <w:p>
-            <w:pPr>
-              <w:spacing w:after="0" w:line="240"/>
-              <w:jc w:val="right"/>
-            </w:pPr>
-            <w:r>
-              <w:rPr>
-                <w:rFonts w:ascii="Times New Roman" w:cs="Times New Roman" w:eastAsia="Times New Roman" w:hAnsi="Times New Roman"/>
-                <w:sz w:val="21"/>
-                <w:szCs w:val="21"/>
-              </w:rPr>
-              <w:t xml:space="preserve">20.35 %</w:t>
-            </w:r>
-          </w:p>
-        </w:tc>
-      </w:tr>
-      <w:tr>
-        <w:trPr>
-          <w:tblHeader w:val="false"/>
-        </w:trPr>
-        <w:tc>
-          <w:tcPr>
-            <w:tcW w:type="dxa" w:w="3400"/>
-            <w:tcMar>
-              <w:top w:type="dxa" w:w="60"/>
-              <w:left w:type="dxa" w:w="110"/>
-              <w:bottom w:type="dxa" w:w="60"/>
-              <w:right w:type="dxa" w:w="110"/>
-            </w:tcMar>
-          </w:tcPr>
-          <w:p>
-            <w:pPr>
-              <w:spacing w:after="0" w:line="240"/>
-              <w:jc w:val="left"/>
-            </w:pPr>
-            <w:r>
-              <w:rPr>
-                <w:rFonts w:ascii="Times New Roman" w:cs="Times New Roman" w:eastAsia="Times New Roman" w:hAnsi="Times New Roman"/>
-                <w:sz w:val="21"/>
-                <w:szCs w:val="21"/>
-              </w:rPr>
-              <w:t xml:space="preserve">I/Q phase skew 14°</w:t>
-            </w:r>
-          </w:p>
-        </w:tc>
-        <w:tc>
-          <w:tcPr>
-            <w:tcW w:type="dxa" w:w="2980"/>
-            <w:tcMar>
-              <w:top w:type="dxa" w:w="60"/>
-              <w:left w:type="dxa" w:w="110"/>
-              <w:bottom w:type="dxa" w:w="60"/>
-              <w:right w:type="dxa" w:w="110"/>
-            </w:tcMar>
-          </w:tcPr>
-          <w:p>
-            <w:pPr>
-              <w:spacing w:after="0" w:line="240"/>
-              <w:jc w:val="right"/>
-            </w:pPr>
-            <w:r>
-              <w:rPr>
-                <w:rFonts w:ascii="Times New Roman" w:cs="Times New Roman" w:eastAsia="Times New Roman" w:hAnsi="Times New Roman"/>
-                <w:sz w:val="21"/>
-                <w:szCs w:val="21"/>
-              </w:rPr>
-              <w:t xml:space="preserve">96.35 %</w:t>
-            </w:r>
-          </w:p>
-        </w:tc>
-        <w:tc>
-          <w:tcPr>
-            <w:tcW w:type="dxa" w:w="2980"/>
-            <w:tcMar>
-              <w:top w:type="dxa" w:w="60"/>
-              <w:left w:type="dxa" w:w="110"/>
-              <w:bottom w:type="dxa" w:w="60"/>
-              <w:right w:type="dxa" w:w="110"/>
-            </w:tcMar>
-          </w:tcPr>
-          <w:p>
-            <w:pPr>
-              <w:spacing w:after="0" w:line="240"/>
-              <w:jc w:val="right"/>
-            </w:pPr>
-            <w:r>
-              <w:rPr>
-                <w:rFonts w:ascii="Times New Roman" w:cs="Times New Roman" w:eastAsia="Times New Roman" w:hAnsi="Times New Roman"/>
-                <w:sz w:val="21"/>
-                <w:szCs w:val="21"/>
-              </w:rPr>
-              <w:t xml:space="preserve">20.10 %</w:t>
-            </w:r>
-          </w:p>
-        </w:tc>
-      </w:tr>
-      <w:tr>
-        <w:trPr>
-          <w:tblHeader w:val="false"/>
-        </w:trPr>
-        <w:tc>
-          <w:tcPr>
-            <w:tcW w:type="dxa" w:w="3400"/>
-            <w:tcMar>
-              <w:top w:type="dxa" w:w="60"/>
-              <w:left w:type="dxa" w:w="110"/>
-              <w:bottom w:type="dxa" w:w="60"/>
-              <w:right w:type="dxa" w:w="110"/>
-            </w:tcMar>
-          </w:tcPr>
-          <w:p>
-            <w:pPr>
-              <w:spacing w:after="0" w:line="240"/>
-              <w:jc w:val="left"/>
-            </w:pPr>
-            <w:r>
-              <w:rPr>
-                <w:rFonts w:ascii="Times New Roman" w:cs="Times New Roman" w:eastAsia="Times New Roman" w:hAnsi="Times New Roman"/>
-                <w:sz w:val="21"/>
-                <w:szCs w:val="21"/>
-              </w:rPr>
-              <w:t xml:space="preserve">Residual CD 150 ps/nm</w:t>
-            </w:r>
-          </w:p>
-        </w:tc>
-        <w:tc>
-          <w:tcPr>
-            <w:tcW w:type="dxa" w:w="2980"/>
-            <w:tcMar>
-              <w:top w:type="dxa" w:w="60"/>
-              <w:left w:type="dxa" w:w="110"/>
-              <w:bottom w:type="dxa" w:w="60"/>
-              <w:right w:type="dxa" w:w="110"/>
-            </w:tcMar>
-          </w:tcPr>
-          <w:p>
-            <w:pPr>
-              <w:spacing w:after="0" w:line="240"/>
-              <w:jc w:val="right"/>
-            </w:pPr>
-            <w:r>
-              <w:rPr>
-                <w:rFonts w:ascii="Times New Roman" w:cs="Times New Roman" w:eastAsia="Times New Roman" w:hAnsi="Times New Roman"/>
-                <w:sz w:val="21"/>
-                <w:szCs w:val="21"/>
-              </w:rPr>
-              <w:t xml:space="preserve">54.89 %</w:t>
-            </w:r>
-          </w:p>
-        </w:tc>
-        <w:tc>
-          <w:tcPr>
-            <w:tcW w:type="dxa" w:w="2980"/>
-            <w:tcMar>
-              <w:top w:type="dxa" w:w="60"/>
-              <w:left w:type="dxa" w:w="110"/>
-              <w:bottom w:type="dxa" w:w="60"/>
-              <w:right w:type="dxa" w:w="110"/>
-            </w:tcMar>
-          </w:tcPr>
-          <w:p>
-            <w:pPr>
-              <w:spacing w:after="0" w:line="240"/>
-              <w:jc w:val="right"/>
-            </w:pPr>
-            <w:r>
-              <w:rPr>
-                <w:rFonts w:ascii="Times New Roman" w:cs="Times New Roman" w:eastAsia="Times New Roman" w:hAnsi="Times New Roman"/>
-                <w:sz w:val="21"/>
-                <w:szCs w:val="21"/>
-              </w:rPr>
-              <w:t xml:space="preserve">80.14 %</w:t>
+            <w:tcW w:type="dxa" w:w="3300"/>
+            <w:tcMar>
+              <w:top w:type="dxa" w:w="60"/>
+              <w:left w:type="dxa" w:w="110"/>
+              <w:bottom w:type="dxa" w:w="60"/>
+              <w:right w:type="dxa" w:w="110"/>
+            </w:tcMar>
+          </w:tcPr>
+          <w:p>
+            <w:pPr>
+              <w:spacing w:after="0" w:line="240"/>
+              <w:jc w:val="left"/>
+            </w:pPr>
+            <w:r>
+              <w:rPr>
+                <w:rFonts w:ascii="Times New Roman" w:cs="Times New Roman" w:eastAsia="Times New Roman" w:hAnsi="Times New Roman"/>
+                <w:sz w:val="21"/>
+                <w:szCs w:val="21"/>
+              </w:rPr>
+              <w:t xml:space="preserve">Architecture ablation</w:t>
+            </w:r>
+          </w:p>
+        </w:tc>
+        <w:tc>
+          <w:tcPr>
+            <w:tcW w:type="dxa" w:w="6060"/>
+            <w:tcMar>
+              <w:top w:type="dxa" w:w="60"/>
+              <w:left w:type="dxa" w:w="110"/>
+              <w:bottom w:type="dxa" w:w="60"/>
+              <w:right w:type="dxa" w:w="110"/>
+            </w:tcMar>
+          </w:tcPr>
+          <w:p>
+            <w:pPr>
+              <w:spacing w:after="0" w:line="240"/>
+              <w:jc w:val="left"/>
+            </w:pPr>
+            <w:r>
+              <w:rPr>
+                <w:rFonts w:ascii="Times New Roman" w:cs="Times New Roman" w:eastAsia="Times New Roman" w:hAnsi="Times New Roman"/>
+                <w:sz w:val="21"/>
+                <w:szCs w:val="21"/>
+              </w:rPr>
+              <w:t xml:space="preserve">Accuracy varies by only 1.26 points across a 9.2 times range in parameter count, so capacity is not the binding constraint</w:t>
             </w:r>
           </w:p>
         </w:tc>
@@ -7161,71 +6437,7 @@
           <w:sz w:val="20"/>
           <w:szCs w:val="20"/>
         </w:rPr>
-        <w:t xml:space="preserve">Table 4.5 — I/Q imbalance destroys the cumulant features, but chromatic dispersion inverts the result.</w:t>
-      </w:r>
-    </w:p>
-    <w:p>
-      <w:pPr>
-        <w:pBdr>
-          <w:top w:val="single" w:color="E08A3C" w:sz="2"/>
-          <w:bottom w:val="single" w:color="E08A3C" w:sz="2"/>
-          <w:left w:val="single" w:color="E08A3C" w:sz="12"/>
-          <w:right w:val="single" w:color="E08A3C" w:sz="2"/>
-        </w:pBdr>
-        <w:shd w:fill="FFF3E0" w:val="clear"/>
-        <w:spacing w:after="200" w:before="60" w:line="276"/>
-        <w:ind w:left="140" w:right="140"/>
-      </w:pPr>
-      <w:r>
-        <w:rPr>
-          <w:rFonts w:ascii="Calibri" w:cs="Calibri" w:eastAsia="Calibri" w:hAnsi="Calibri"/>
-          <w:b/>
-          <w:bCs/>
-          <w:color w:val="8A4A12"/>
-          <w:sz w:val="19"/>
-          <w:szCs w:val="19"/>
-        </w:rPr>
-        <w:t xml:space="preserve">WRITE THIS YOURSELF  ~70 words</w:t>
-      </w:r>
-      <w:r>
-        <w:rPr>
-          <w:rFonts w:ascii="Calibri" w:cs="Calibri" w:eastAsia="Calibri" w:hAnsi="Calibri"/>
-          <w:color w:val="5B3A16"/>
-          <w:sz w:val="19"/>
-          <w:szCs w:val="19"/>
-        </w:rPr>
-        <w:br/>
-        <w:t xml:space="preserve">Report the inversion prominently rather than burying it. At 150 ps/nm of residual chromatic</w:t>
-      </w:r>
-      <w:r>
-        <w:rPr>
-          <w:rFonts w:ascii="Calibri" w:cs="Calibri" w:eastAsia="Calibri" w:hAnsi="Calibri"/>
-          <w:color w:val="5B3A16"/>
-          <w:sz w:val="19"/>
-          <w:szCs w:val="19"/>
-        </w:rPr>
-        <w:br/>
-        <w:t xml:space="preserve">dispersion the SVM beats the CNN, 80.14 % against 54.89 %. Offer your explanation, and be clear</w:t>
-      </w:r>
-      <w:r>
-        <w:rPr>
-          <w:rFonts w:ascii="Calibri" w:cs="Calibri" w:eastAsia="Calibri" w:hAnsi="Calibri"/>
-          <w:color w:val="5B3A16"/>
-          <w:sz w:val="19"/>
-          <w:szCs w:val="19"/>
-        </w:rPr>
-        <w:br/>
-        <w:t xml:space="preserve">about how confident you are in it. Examiners mark honesty about a negative result well above a</w:t>
-      </w:r>
-      <w:r>
-        <w:rPr>
-          <w:rFonts w:ascii="Calibri" w:cs="Calibri" w:eastAsia="Calibri" w:hAnsi="Calibri"/>
-          <w:color w:val="5B3A16"/>
-          <w:sz w:val="19"/>
-          <w:szCs w:val="19"/>
-        </w:rPr>
-        <w:br/>
-        <w:t xml:space="preserve">clean story, and this is the question most likely to be asked.</w:t>
+        <w:t xml:space="preserve">Table 4.4 — Experiments complete, but reserved for detailed treatment in the end-semester report.</w:t>
       </w:r>
     </w:p>
     <w:p>
@@ -7742,6 +6954,20 @@
     </w:p>
     <w:p>
       <w:pPr>
+        <w:spacing w:after="160" w:before="0" w:line="360"/>
+        <w:jc w:val="both"/>
+      </w:pPr>
+      <w:r>
+        <w:rPr>
+          <w:rFonts w:ascii="Times New Roman" w:cs="Times New Roman" w:eastAsia="Times New Roman" w:hAnsi="Times New Roman"/>
+          <w:sz w:val="24"/>
+          <w:szCs w:val="24"/>
+        </w:rPr>
+        <w:t xml:space="preserve">Phase 1 has answered the question the project set out to answer. The directions below are candidates for the remainder of the work rather than commitments; guidance from the committee on which to prioritise would be welcome.</w:t>
+      </w:r>
+    </w:p>
+    <w:p>
+      <w:pPr>
         <w:pBdr>
           <w:top w:val="single" w:color="E08A3C" w:sz="2"/>
           <w:bottom w:val="single" w:color="E08A3C" w:sz="2"/>
@@ -7771,17 +6997,17 @@
           <w:szCs w:val="19"/>
         </w:rPr>
         <w:br/>
-        <w:t xml:space="preserve">Opening sentence or two framing what remains. Then take the items below in order — they are</w:t>
-      </w:r>
-      <w:r>
-        <w:rPr>
-          <w:rFonts w:ascii="Calibri" w:cs="Calibri" w:eastAsia="Calibri" w:hAnsi="Calibri"/>
-          <w:color w:val="5B3A16"/>
-          <w:sz w:val="19"/>
-          <w:szCs w:val="19"/>
-        </w:rPr>
-        <w:br/>
-        <w:t xml:space="preserve">arranged strongest first. Write each as two or three sentences, not as a bare list.</w:t>
+        <w:t xml:space="preserve">Frame these as candidate directions, not commitments, so the committee feedback can shape</w:t>
+      </w:r>
+      <w:r>
+        <w:rPr>
+          <w:rFonts w:ascii="Calibri" w:cs="Calibri" w:eastAsia="Calibri" w:hAnsi="Calibri"/>
+          <w:color w:val="5B3A16"/>
+          <w:sz w:val="19"/>
+          <w:szCs w:val="19"/>
+        </w:rPr>
+        <w:br/>
+        <w:t xml:space="preserve">which ones are taken up. Two or three sentences is enough.</w:t>
       </w:r>
     </w:p>
     <w:p>

--- a/Mid_Sem_Report_TEMPLATE.docx
+++ b/Mid_Sem_Report_TEMPLATE.docx
@@ -6963,7 +6963,7 @@
           <w:sz w:val="24"/>
           <w:szCs w:val="24"/>
         </w:rPr>
-        <w:t xml:space="preserve">Phase 1 has answered the question the project set out to answer. The directions below are candidates for the remainder of the work rather than commitments; guidance from the committee on which to prioritise would be welcome.</w:t>
+        <w:t xml:space="preserve">Phase 1 has answered the question the project set out to answer. The work below is planned for the remainder of the project, in the order given. It begins with fibre nonlinearity, where the Phase 1 robustness result already fixes the experimental design.</w:t>
       </w:r>
     </w:p>
     <w:p>
@@ -6997,17 +6997,17 @@
           <w:szCs w:val="19"/>
         </w:rPr>
         <w:br/>
-        <w:t xml:space="preserve">Frame these as candidate directions, not commitments, so the committee feedback can shape</w:t>
-      </w:r>
-      <w:r>
-        <w:rPr>
-          <w:rFonts w:ascii="Calibri" w:cs="Calibri" w:eastAsia="Calibri" w:hAnsi="Calibri"/>
-          <w:color w:val="5B3A16"/>
-          <w:sz w:val="19"/>
-          <w:szCs w:val="19"/>
-        </w:rPr>
-        <w:br/>
-        <w:t xml:space="preserve">which ones are taken up. Two or three sentences is enough.</w:t>
+        <w:t xml:space="preserve">Frame these as a plan in priority order, not a menu. State what you will do and why that</w:t>
+      </w:r>
+      <w:r>
+        <w:rPr>
+          <w:rFonts w:ascii="Calibri" w:cs="Calibri" w:eastAsia="Calibri" w:hAnsi="Calibri"/>
+          <w:color w:val="5B3A16"/>
+          <w:sz w:val="19"/>
+          <w:szCs w:val="19"/>
+        </w:rPr>
+        <w:br/>
+        <w:t xml:space="preserve">order, rather than what might be done. Two or three sentences is enough.</w:t>
       </w:r>
     </w:p>
     <w:p>

--- a/Mid_Sem_Report_TEMPLATE.docx
+++ b/Mid_Sem_Report_TEMPLATE.docx
@@ -99,7 +99,7 @@
           <w:sz w:val="22"/>
           <w:szCs w:val="22"/>
         </w:rPr>
-        <w:t xml:space="preserve">   (Roll No. ________)</w:t>
+        <w:t xml:space="preserve">   (Roll No. 2023UEA7232)</w:t>
       </w:r>
     </w:p>
     <w:p>
@@ -123,7 +123,7 @@
           <w:sz w:val="22"/>
           <w:szCs w:val="22"/>
         </w:rPr>
-        <w:t xml:space="preserve">   (Roll No. ________)</w:t>
+        <w:t xml:space="preserve">   (Roll No. 2023UEA7225)</w:t>
       </w:r>
     </w:p>
     <w:p>
@@ -147,7 +147,7 @@
           <w:sz w:val="22"/>
           <w:szCs w:val="22"/>
         </w:rPr>
-        <w:t xml:space="preserve">   (Roll No. ________)</w:t>
+        <w:t xml:space="preserve">   (Roll No. 2023UEA6603)</w:t>
       </w:r>
     </w:p>
     <w:p>
@@ -177,7 +177,7 @@
           <w:sz w:val="26"/>
           <w:szCs w:val="26"/>
         </w:rPr>
-        <w:t xml:space="preserve">____________________________</w:t>
+        <w:t xml:space="preserve">Dr. Manisha Khulbe</w:t>
       </w:r>
     </w:p>
     <w:p>
@@ -209,7 +209,7 @@
           <w:sz w:val="24"/>
           <w:szCs w:val="24"/>
         </w:rPr>
-        <w:t xml:space="preserve">Netaji Subhas University of Technology</w:t>
+        <w:t xml:space="preserve">Netaji Subhas University of Technology, East Campus</w:t>
       </w:r>
     </w:p>
     <w:p>
@@ -223,7 +223,7 @@
           <w:sz w:val="24"/>
           <w:szCs w:val="24"/>
         </w:rPr>
-        <w:t xml:space="preserve">Delhi, India</w:t>
+        <w:t xml:space="preserve">Geeta Colony, New Delhi - 110031</w:t>
       </w:r>
     </w:p>
     <w:p>
@@ -505,7 +505,7 @@
           <w:sz w:val="21"/>
           <w:szCs w:val="21"/>
         </w:rPr>
-        <w:t xml:space="preserve">Supervisor</w:t>
+        <w:t xml:space="preserve">Dr. Manisha Khulbe  (Supervisor)</w:t>
       </w:r>
       <w:r>
         <w:rPr>
